--- a/templates/pl1-2.docx
+++ b/templates/pl1-2.docx
@@ -2772,6 +2772,9 @@
                 <w:rFonts w:ascii="Arial" w:hAnsi="Arial" w:cs="Arial"/>
               </w:rPr>
             </w:pPr>
+            <w:r>
+              <w:t>{#nganh}{stt}</w:t>
+            </w:r>
           </w:p>
         </w:tc>
         <w:tc>
@@ -2787,6 +2790,9 @@
                 <w:rFonts w:ascii="Arial" w:hAnsi="Arial" w:cs="Arial"/>
               </w:rPr>
             </w:pPr>
+            <w:r>
+              <w:t>{ten}</w:t>
+            </w:r>
           </w:p>
         </w:tc>
         <w:tc>
@@ -2802,6 +2808,9 @@
                 <w:rFonts w:ascii="Arial" w:hAnsi="Arial" w:cs="Arial"/>
               </w:rPr>
             </w:pPr>
+            <w:r>
+              <w:t>{ma}</w:t>
+            </w:r>
           </w:p>
         </w:tc>
         <w:tc>
@@ -2817,6 +2826,9 @@
                 <w:rFonts w:ascii="Arial" w:hAnsi="Arial" w:cs="Arial"/>
               </w:rPr>
             </w:pPr>
+            <w:r>
+              <w:t>{chinh}{/nganh}</w:t>
+            </w:r>
           </w:p>
         </w:tc>
       </w:tr>
